--- a/word/tmpl/tmpl_metak_espa.docx
+++ b/word/tmpl/tmpl_metak_espa.docx
@@ -421,6 +421,7 @@
               </w:rPr>
               <w:t>${</w:t>
             </w:r>
+            <w:proofErr w:type="spellStart"/>
             <w:r>
               <w:rPr>
                 <w:rFonts w:ascii="Calibri" w:hAnsi="Calibri" w:cs="Calibri"/>
@@ -428,6 +429,7 @@
               </w:rPr>
               <w:t>hmprot</w:t>
             </w:r>
+            <w:proofErr w:type="spellEnd"/>
             <w:r>
               <w:rPr>
                 <w:rFonts w:ascii="Calibri" w:hAnsi="Calibri" w:cs="Calibri"/>
@@ -447,11 +449,33 @@
                 <w:rFonts w:ascii="Calibri" w:hAnsi="Calibri" w:cs="Calibri"/>
               </w:rPr>
             </w:pPr>
-            <w:r>
-              <w:rPr>
-                <w:rFonts w:ascii="Calibri" w:hAnsi="Calibri" w:cs="Calibri"/>
-              </w:rPr>
-              <w:t xml:space="preserve">Αρ. Πρωτ.: </w:t>
+            <w:proofErr w:type="spellStart"/>
+            <w:r>
+              <w:rPr>
+                <w:rFonts w:ascii="Calibri" w:hAnsi="Calibri" w:cs="Calibri"/>
+              </w:rPr>
+              <w:t>Αρ</w:t>
+            </w:r>
+            <w:proofErr w:type="spellEnd"/>
+            <w:r>
+              <w:rPr>
+                <w:rFonts w:ascii="Calibri" w:hAnsi="Calibri" w:cs="Calibri"/>
+              </w:rPr>
+              <w:t xml:space="preserve">. </w:t>
+            </w:r>
+            <w:proofErr w:type="spellStart"/>
+            <w:r>
+              <w:rPr>
+                <w:rFonts w:ascii="Calibri" w:hAnsi="Calibri" w:cs="Calibri"/>
+              </w:rPr>
+              <w:t>Πρωτ</w:t>
+            </w:r>
+            <w:proofErr w:type="spellEnd"/>
+            <w:r>
+              <w:rPr>
+                <w:rFonts w:ascii="Calibri" w:hAnsi="Calibri" w:cs="Calibri"/>
+              </w:rPr>
+              <w:t xml:space="preserve">.: </w:t>
             </w:r>
             <w:r>
               <w:rPr>
@@ -459,12 +483,20 @@
               </w:rPr>
               <w:t>${</w:t>
             </w:r>
+            <w:proofErr w:type="spellStart"/>
             <w:r>
               <w:rPr>
                 <w:rFonts w:ascii="Calibri" w:hAnsi="Calibri" w:cs="Calibri"/>
                 <w:lang w:val="en-US"/>
               </w:rPr>
-              <w:t>prot}</w:t>
+              <w:t>prot</w:t>
+            </w:r>
+            <w:proofErr w:type="spellEnd"/>
+            <w:r>
+              <w:rPr>
+                <w:rFonts w:ascii="Calibri" w:hAnsi="Calibri" w:cs="Calibri"/>
+              </w:rPr>
+              <w:t>}</w:t>
             </w:r>
           </w:p>
           <w:p>
@@ -652,14 +684,34 @@
                 <w:rFonts w:ascii="Calibri" w:hAnsi="Calibri" w:cs="Calibri"/>
               </w:rPr>
             </w:pPr>
+            <w:proofErr w:type="spellStart"/>
             <w:r>
               <w:rPr>
                 <w:rFonts w:ascii="Calibri" w:hAnsi="Calibri" w:cs="Calibri"/>
                 <w:sz w:val="22"/>
                 <w:szCs w:val="22"/>
               </w:rPr>
-              <w:t>Ταχ. Δ/νση</w:t>
-            </w:r>
+              <w:t>Ταχ</w:t>
+            </w:r>
+            <w:proofErr w:type="spellEnd"/>
+            <w:r>
+              <w:rPr>
+                <w:rFonts w:ascii="Calibri" w:hAnsi="Calibri" w:cs="Calibri"/>
+                <w:sz w:val="22"/>
+                <w:szCs w:val="22"/>
+              </w:rPr>
+              <w:t>. Δ/</w:t>
+            </w:r>
+            <w:proofErr w:type="spellStart"/>
+            <w:r>
+              <w:rPr>
+                <w:rFonts w:ascii="Calibri" w:hAnsi="Calibri" w:cs="Calibri"/>
+                <w:sz w:val="22"/>
+                <w:szCs w:val="22"/>
+              </w:rPr>
+              <w:t>νση</w:t>
+            </w:r>
+            <w:proofErr w:type="spellEnd"/>
           </w:p>
           <w:p>
             <w:pPr>
@@ -784,13 +836,23 @@
               </w:rPr>
               <w:t xml:space="preserve">: </w:t>
             </w:r>
+            <w:proofErr w:type="spellStart"/>
             <w:r>
               <w:rPr>
                 <w:rFonts w:ascii="Calibri" w:hAnsi="Calibri" w:cs="Calibri"/>
                 <w:sz w:val="22"/>
                 <w:szCs w:val="22"/>
               </w:rPr>
-              <w:t>Πιτσουλάκη 73</w:t>
+              <w:t>Πιτσουλάκη</w:t>
+            </w:r>
+            <w:proofErr w:type="spellEnd"/>
+            <w:r>
+              <w:rPr>
+                <w:rFonts w:ascii="Calibri" w:hAnsi="Calibri" w:cs="Calibri"/>
+                <w:sz w:val="22"/>
+                <w:szCs w:val="22"/>
+              </w:rPr>
+              <w:t xml:space="preserve"> 73</w:t>
             </w:r>
             <w:r>
               <w:rPr>
@@ -844,6 +906,7 @@
                 </w:rPr>
                 <w:t>@</w:t>
               </w:r>
+              <w:proofErr w:type="spellStart"/>
               <w:r>
                 <w:rPr>
                   <w:rStyle w:val="-"/>
@@ -855,6 +918,7 @@
                 </w:rPr>
                 <w:t>dipe</w:t>
               </w:r>
+              <w:proofErr w:type="spellEnd"/>
               <w:r>
                 <w:rPr>
                   <w:rStyle w:val="-"/>
@@ -865,6 +929,7 @@
                 </w:rPr>
                 <w:t>.</w:t>
               </w:r>
+              <w:proofErr w:type="spellStart"/>
               <w:r>
                 <w:rPr>
                   <w:rStyle w:val="-"/>
@@ -876,6 +941,7 @@
                 </w:rPr>
                 <w:t>ira</w:t>
               </w:r>
+              <w:proofErr w:type="spellEnd"/>
               <w:r>
                 <w:rPr>
                   <w:rStyle w:val="-"/>
@@ -978,6 +1044,7 @@
               </w:rPr>
               <w:t xml:space="preserve"> </w:t>
             </w:r>
+            <w:proofErr w:type="spellStart"/>
             <w:r>
               <w:rPr>
                 <w:rFonts w:ascii="Calibri" w:hAnsi="Calibri" w:cs="Calibri"/>
@@ -985,7 +1052,17 @@
                 <w:sz w:val="22"/>
                 <w:szCs w:val="22"/>
               </w:rPr>
-              <w:t>Καμπιτάκη Ευσεβία</w:t>
+              <w:t>Καμπιτάκη</w:t>
+            </w:r>
+            <w:proofErr w:type="spellEnd"/>
+            <w:r>
+              <w:rPr>
+                <w:rFonts w:ascii="Calibri" w:hAnsi="Calibri" w:cs="Calibri"/>
+                <w:snapToGrid w:val="0"/>
+                <w:sz w:val="22"/>
+                <w:szCs w:val="22"/>
+              </w:rPr>
+              <w:t xml:space="preserve"> Ευσεβία</w:t>
             </w:r>
           </w:p>
           <w:p>
@@ -1195,6 +1272,7 @@
         </w:rPr>
         <w:t>${</w:t>
       </w:r>
+      <w:proofErr w:type="spellStart"/>
       <w:r>
         <w:rPr>
           <w:rFonts w:ascii="Calibri" w:hAnsi="Calibri" w:cs="Arial"/>
@@ -1203,6 +1281,7 @@
         </w:rPr>
         <w:t>klados</w:t>
       </w:r>
+      <w:proofErr w:type="spellEnd"/>
       <w:r>
         <w:rPr>
           <w:rFonts w:ascii="Calibri" w:hAnsi="Calibri" w:cs="Arial"/>
@@ -1235,7 +1314,27 @@
           <w:szCs w:val="22"/>
           <w:lang w:val="en-US"/>
         </w:rPr>
-        <w:t>${head_title}</w:t>
+        <w:t>${</w:t>
+      </w:r>
+      <w:proofErr w:type="spellStart"/>
+      <w:r>
+        <w:rPr>
+          <w:rFonts w:ascii="Calibri" w:hAnsi="Calibri" w:cs="Arial"/>
+          <w:sz w:val="22"/>
+          <w:szCs w:val="22"/>
+          <w:lang w:val="en-US"/>
+        </w:rPr>
+        <w:t>head_title</w:t>
+      </w:r>
+      <w:proofErr w:type="spellEnd"/>
+      <w:r>
+        <w:rPr>
+          <w:rFonts w:ascii="Calibri" w:hAnsi="Calibri" w:cs="Arial"/>
+          <w:sz w:val="22"/>
+          <w:szCs w:val="22"/>
+          <w:lang w:val="en-US"/>
+        </w:rPr>
+        <w:t>}</w:t>
       </w:r>
     </w:p>
     <w:p>
@@ -1291,7 +1390,43 @@
           <w:sz w:val="22"/>
           <w:szCs w:val="22"/>
         </w:rPr>
-        <w:t>(ΦΕΚ 167/τ. Α'/30-9-1985) «Δομή και Λειτουργία της Π/θμιας και Δ/θμιας Εκπαίδευσης και άλλες Διατάξεις» όπως συμπληρώθηκε, τροποποιήθηκε και ισχύει</w:t>
+        <w:t>(ΦΕΚ 167/τ. Α'/30-9-1985) «Δομή και Λειτουργία της Π/</w:t>
+      </w:r>
+      <w:proofErr w:type="spellStart"/>
+      <w:r>
+        <w:rPr>
+          <w:rFonts w:ascii="Calibri" w:hAnsi="Calibri" w:cs="Calibri"/>
+          <w:sz w:val="22"/>
+          <w:szCs w:val="22"/>
+        </w:rPr>
+        <w:t>θμιας</w:t>
+      </w:r>
+      <w:proofErr w:type="spellEnd"/>
+      <w:r>
+        <w:rPr>
+          <w:rFonts w:ascii="Calibri" w:hAnsi="Calibri" w:cs="Calibri"/>
+          <w:sz w:val="22"/>
+          <w:szCs w:val="22"/>
+        </w:rPr>
+        <w:t xml:space="preserve"> και Δ/</w:t>
+      </w:r>
+      <w:proofErr w:type="spellStart"/>
+      <w:r>
+        <w:rPr>
+          <w:rFonts w:ascii="Calibri" w:hAnsi="Calibri" w:cs="Calibri"/>
+          <w:sz w:val="22"/>
+          <w:szCs w:val="22"/>
+        </w:rPr>
+        <w:t>θμιας</w:t>
+      </w:r>
+      <w:proofErr w:type="spellEnd"/>
+      <w:r>
+        <w:rPr>
+          <w:rFonts w:ascii="Calibri" w:hAnsi="Calibri" w:cs="Calibri"/>
+          <w:sz w:val="22"/>
+          <w:szCs w:val="22"/>
+        </w:rPr>
+        <w:t xml:space="preserve"> Εκπαίδευσης και άλλες Διατάξεις» όπως συμπληρώθηκε, τροποποιήθηκε και ισχύει</w:t>
       </w:r>
       <w:r>
         <w:rPr>
@@ -1390,8 +1525,18 @@
           <w:sz w:val="22"/>
           <w:szCs w:val="22"/>
         </w:rPr>
-        <w:t>Τη με Αριθ. Πρωτ</w:t>
-      </w:r>
+        <w:t xml:space="preserve">Τη με Αριθ. </w:t>
+      </w:r>
+      <w:proofErr w:type="spellStart"/>
+      <w:r>
+        <w:rPr>
+          <w:rFonts w:ascii="Calibri" w:hAnsi="Calibri" w:cs="Arial"/>
+          <w:sz w:val="22"/>
+          <w:szCs w:val="22"/>
+        </w:rPr>
+        <w:t>Πρωτ</w:t>
+      </w:r>
+      <w:proofErr w:type="spellEnd"/>
       <w:r>
         <w:rPr>
           <w:rFonts w:ascii="Calibri" w:hAnsi="Calibri" w:cs="Arial"/>
@@ -1446,7 +1591,25 @@
           <w:sz w:val="22"/>
           <w:szCs w:val="22"/>
         </w:rPr>
-        <w:t xml:space="preserve"> «Καθορισμός των ειδικότερων καθηκόντων και αρμοδιοτήτων των Προϊσταμένων των Περιφερειακών υπηρεσιών πρωτοβάθμιας και δευτεροβάθμιας εκπαίδευσης, των διευθυντών και υποδιευθυντών των σχολικών μονάδων και ΣΕΚ και των συλλόγων των διδασκόντων», και ιδιαίτερα τις διατάξεις της παρ.  6. αρθρ. 18.</w:t>
+        <w:t xml:space="preserve"> «Καθορισμός των ειδικότερων καθηκόντων και αρμοδιοτήτων των Προϊσταμένων των Περιφερειακών υπηρεσιών πρωτοβάθμιας και δευτεροβάθμιας εκπαίδευσης, των διευθυντών και υποδιευθυντών των σχολικών μονάδων και ΣΕΚ και των συλλόγων των διδασκόντων», και ιδιαίτερα τις διατάξεις της παρ.  6. </w:t>
+      </w:r>
+      <w:proofErr w:type="spellStart"/>
+      <w:r>
+        <w:rPr>
+          <w:rFonts w:ascii="Calibri" w:hAnsi="Calibri" w:cs="Arial"/>
+          <w:sz w:val="22"/>
+          <w:szCs w:val="22"/>
+        </w:rPr>
+        <w:t>αρθρ</w:t>
+      </w:r>
+      <w:proofErr w:type="spellEnd"/>
+      <w:r>
+        <w:rPr>
+          <w:rFonts w:ascii="Calibri" w:hAnsi="Calibri" w:cs="Arial"/>
+          <w:sz w:val="22"/>
+          <w:szCs w:val="22"/>
+        </w:rPr>
+        <w:t>. 18.</w:t>
       </w:r>
     </w:p>
     <w:p>
@@ -1475,7 +1638,43 @@
           <w:sz w:val="22"/>
           <w:szCs w:val="22"/>
         </w:rPr>
-        <w:t>Τη με αρ. πρωτ. Φ.353.1/120/88595/Ε3/18-7-2022 ΥΑ του Υ.ΠΑΙ.Θ.  με θέμα: «ΤΟΠΟΘΕΤΗΣΗ ΔΙΕΥΘΥΝΤΩΝ ΠΡΩΤΟΒΑΘΜΙΑΣ ΚΑΙ ΔΕΥΤΕΡΟΒΑΘΜΙΑΣ ΕΚΠΑΙΔΕΥΣΗΣ» (ΨΦΡ446ΜΤΛΗ-29Π)</w:t>
+        <w:t xml:space="preserve">Τη με </w:t>
+      </w:r>
+      <w:proofErr w:type="spellStart"/>
+      <w:r>
+        <w:rPr>
+          <w:rFonts w:ascii="Calibri" w:hAnsi="Calibri" w:cs="Arial"/>
+          <w:sz w:val="22"/>
+          <w:szCs w:val="22"/>
+        </w:rPr>
+        <w:t>αρ</w:t>
+      </w:r>
+      <w:proofErr w:type="spellEnd"/>
+      <w:r>
+        <w:rPr>
+          <w:rFonts w:ascii="Calibri" w:hAnsi="Calibri" w:cs="Arial"/>
+          <w:sz w:val="22"/>
+          <w:szCs w:val="22"/>
+        </w:rPr>
+        <w:t xml:space="preserve">. </w:t>
+      </w:r>
+      <w:proofErr w:type="spellStart"/>
+      <w:r>
+        <w:rPr>
+          <w:rFonts w:ascii="Calibri" w:hAnsi="Calibri" w:cs="Arial"/>
+          <w:sz w:val="22"/>
+          <w:szCs w:val="22"/>
+        </w:rPr>
+        <w:t>πρωτ</w:t>
+      </w:r>
+      <w:proofErr w:type="spellEnd"/>
+      <w:r>
+        <w:rPr>
+          <w:rFonts w:ascii="Calibri" w:hAnsi="Calibri" w:cs="Arial"/>
+          <w:sz w:val="22"/>
+          <w:szCs w:val="22"/>
+        </w:rPr>
+        <w:t>. Φ.353.1/120/88595/Ε3/18-7-2022 ΥΑ του Υ.ΠΑΙ.Θ.  με θέμα: «ΤΟΠΟΘΕΤΗΣΗ ΔΙΕΥΘΥΝΤΩΝ ΠΡΩΤΟΒΑΘΜΙΑΣ ΚΑΙ ΔΕΥΤΕΡΟΒΑΘΜΙΑΣ ΕΚΠΑΙΔΕΥΣΗΣ» (ΨΦΡ446ΜΤΛΗ-29Π)</w:t>
       </w:r>
     </w:p>
     <w:p>
@@ -1527,13 +1726,59 @@
           <w:szCs w:val="22"/>
         </w:rPr>
       </w:pPr>
-      <w:r>
-        <w:rPr>
-          <w:rFonts w:ascii="Calibri" w:hAnsi="Calibri" w:cs="Arial"/>
-          <w:sz w:val="22"/>
-          <w:szCs w:val="22"/>
-        </w:rPr>
-        <w:t xml:space="preserve">Tη με αρ. πρωτ. Φ.30/679/19-01-2026 (ΑΔΑ: </w:t>
+      <w:proofErr w:type="spellStart"/>
+      <w:r>
+        <w:rPr>
+          <w:rFonts w:ascii="Calibri" w:hAnsi="Calibri" w:cs="Arial"/>
+          <w:sz w:val="22"/>
+          <w:szCs w:val="22"/>
+        </w:rPr>
+        <w:t>Tη</w:t>
+      </w:r>
+      <w:proofErr w:type="spellEnd"/>
+      <w:r>
+        <w:rPr>
+          <w:rFonts w:ascii="Calibri" w:hAnsi="Calibri" w:cs="Arial"/>
+          <w:sz w:val="22"/>
+          <w:szCs w:val="22"/>
+        </w:rPr>
+        <w:t xml:space="preserve"> με </w:t>
+      </w:r>
+      <w:proofErr w:type="spellStart"/>
+      <w:r>
+        <w:rPr>
+          <w:rFonts w:ascii="Calibri" w:hAnsi="Calibri" w:cs="Arial"/>
+          <w:sz w:val="22"/>
+          <w:szCs w:val="22"/>
+        </w:rPr>
+        <w:t>αρ</w:t>
+      </w:r>
+      <w:proofErr w:type="spellEnd"/>
+      <w:r>
+        <w:rPr>
+          <w:rFonts w:ascii="Calibri" w:hAnsi="Calibri" w:cs="Arial"/>
+          <w:sz w:val="22"/>
+          <w:szCs w:val="22"/>
+        </w:rPr>
+        <w:t xml:space="preserve">. </w:t>
+      </w:r>
+      <w:proofErr w:type="spellStart"/>
+      <w:r>
+        <w:rPr>
+          <w:rFonts w:ascii="Calibri" w:hAnsi="Calibri" w:cs="Arial"/>
+          <w:sz w:val="22"/>
+          <w:szCs w:val="22"/>
+        </w:rPr>
+        <w:t>πρωτ</w:t>
+      </w:r>
+      <w:proofErr w:type="spellEnd"/>
+      <w:r>
+        <w:rPr>
+          <w:rFonts w:ascii="Calibri" w:hAnsi="Calibri" w:cs="Arial"/>
+          <w:sz w:val="22"/>
+          <w:szCs w:val="22"/>
+        </w:rPr>
+        <w:t xml:space="preserve">. Φ.30/679/19-01-2026 (ΑΔΑ: </w:t>
       </w:r>
       <w:hyperlink r:id="rId11" w:history="1">
         <w:r>
@@ -1551,7 +1796,61 @@
           <w:sz w:val="22"/>
           <w:szCs w:val="22"/>
         </w:rPr>
-        <w:t>) Απόφασης της Περιφερειακής Δ/νσης Εκπ/σης Κρήτης με θέμα «2η Ανασυγκρότηση του Περιφερειακού Υπηρεσιακού Συμβουλίου  Πρωτοβάθμιας Εκπαίδευσης (Π.Υ.Σ.Π.Ε.) Ηρακλείου».</w:t>
+        <w:t>) Απόφασης της Περιφερειακής Δ/</w:t>
+      </w:r>
+      <w:proofErr w:type="spellStart"/>
+      <w:r>
+        <w:rPr>
+          <w:rFonts w:ascii="Calibri" w:hAnsi="Calibri" w:cs="Arial"/>
+          <w:sz w:val="22"/>
+          <w:szCs w:val="22"/>
+        </w:rPr>
+        <w:t>νσης</w:t>
+      </w:r>
+      <w:proofErr w:type="spellEnd"/>
+      <w:r>
+        <w:rPr>
+          <w:rFonts w:ascii="Calibri" w:hAnsi="Calibri" w:cs="Arial"/>
+          <w:sz w:val="22"/>
+          <w:szCs w:val="22"/>
+        </w:rPr>
+        <w:t xml:space="preserve"> </w:t>
+      </w:r>
+      <w:proofErr w:type="spellStart"/>
+      <w:r>
+        <w:rPr>
+          <w:rFonts w:ascii="Calibri" w:hAnsi="Calibri" w:cs="Arial"/>
+          <w:sz w:val="22"/>
+          <w:szCs w:val="22"/>
+        </w:rPr>
+        <w:t>Εκπ</w:t>
+      </w:r>
+      <w:proofErr w:type="spellEnd"/>
+      <w:r>
+        <w:rPr>
+          <w:rFonts w:ascii="Calibri" w:hAnsi="Calibri" w:cs="Arial"/>
+          <w:sz w:val="22"/>
+          <w:szCs w:val="22"/>
+        </w:rPr>
+        <w:t>/</w:t>
+      </w:r>
+      <w:proofErr w:type="spellStart"/>
+      <w:r>
+        <w:rPr>
+          <w:rFonts w:ascii="Calibri" w:hAnsi="Calibri" w:cs="Arial"/>
+          <w:sz w:val="22"/>
+          <w:szCs w:val="22"/>
+        </w:rPr>
+        <w:t>σης</w:t>
+      </w:r>
+      <w:proofErr w:type="spellEnd"/>
+      <w:r>
+        <w:rPr>
+          <w:rFonts w:ascii="Calibri" w:hAnsi="Calibri" w:cs="Arial"/>
+          <w:sz w:val="22"/>
+          <w:szCs w:val="22"/>
+        </w:rPr>
+        <w:t xml:space="preserve"> Κρήτης με θέμα «2η Ανασυγκρότηση του Περιφερειακού Υπηρεσιακού Συμβουλίου  Πρωτοβάθμιας Εκπαίδευσης (Π.Υ.Σ.Π.Ε.) Ηρακλείου».</w:t>
       </w:r>
     </w:p>
     <w:p>
@@ -1621,7 +1920,25 @@
           <w:sz w:val="22"/>
           <w:szCs w:val="22"/>
         </w:rPr>
-        <w:t>. Πρωτ.</w:t>
+        <w:t xml:space="preserve">. </w:t>
+      </w:r>
+      <w:proofErr w:type="spellStart"/>
+      <w:r>
+        <w:rPr>
+          <w:rFonts w:ascii="Calibri" w:hAnsi="Calibri" w:cs="Arial"/>
+          <w:sz w:val="22"/>
+          <w:szCs w:val="22"/>
+        </w:rPr>
+        <w:t>Πρωτ</w:t>
+      </w:r>
+      <w:proofErr w:type="spellEnd"/>
+      <w:r>
+        <w:rPr>
+          <w:rFonts w:ascii="Calibri" w:hAnsi="Calibri" w:cs="Arial"/>
+          <w:sz w:val="22"/>
+          <w:szCs w:val="22"/>
+        </w:rPr>
+        <w:t>.</w:t>
       </w:r>
       <w:r>
         <w:rPr>
@@ -1639,6 +1956,7 @@
         </w:rPr>
         <w:t>${</w:t>
       </w:r>
+      <w:proofErr w:type="spellStart"/>
       <w:r>
         <w:rPr>
           <w:rFonts w:ascii="Calibri" w:hAnsi="Calibri" w:cs="Arial"/>
@@ -1648,6 +1966,7 @@
         </w:rPr>
         <w:t>ya</w:t>
       </w:r>
+      <w:proofErr w:type="spellEnd"/>
       <w:r>
         <w:rPr>
           <w:rFonts w:ascii="Calibri" w:hAnsi="Calibri" w:cs="Arial"/>
@@ -1696,6 +2015,7 @@
         </w:rPr>
         <w:t>${</w:t>
       </w:r>
+      <w:proofErr w:type="spellStart"/>
       <w:r>
         <w:rPr>
           <w:rFonts w:ascii="Calibri" w:hAnsi="Calibri" w:cs="Arial"/>
@@ -1705,6 +2025,7 @@
         </w:rPr>
         <w:t>ada</w:t>
       </w:r>
+      <w:proofErr w:type="spellEnd"/>
       <w:r>
         <w:rPr>
           <w:rFonts w:ascii="Calibri" w:hAnsi="Calibri" w:cs="Arial"/>
@@ -1793,6 +2114,7 @@
         </w:rPr>
         <w:t>${</w:t>
       </w:r>
+      <w:proofErr w:type="spellStart"/>
       <w:r>
         <w:rPr>
           <w:rFonts w:ascii="Calibri" w:hAnsi="Calibri" w:cs="Arial"/>
@@ -1802,6 +2124,7 @@
         </w:rPr>
         <w:t>thema</w:t>
       </w:r>
+      <w:proofErr w:type="spellEnd"/>
       <w:r>
         <w:rPr>
           <w:rFonts w:ascii="Calibri" w:hAnsi="Calibri" w:cs="Arial"/>
@@ -1844,16 +2167,35 @@
           <w:sz w:val="22"/>
           <w:szCs w:val="22"/>
         </w:rPr>
-        <w:t xml:space="preserve">Τη με αριθμ. </w:t>
-      </w:r>
+        <w:t xml:space="preserve">Τη με </w:t>
+      </w:r>
+      <w:proofErr w:type="spellStart"/>
       <w:r>
         <w:rPr>
           <w:rFonts w:ascii="Calibri" w:hAnsi="Calibri"/>
           <w:sz w:val="22"/>
           <w:szCs w:val="22"/>
         </w:rPr>
+        <w:t>αριθμ</w:t>
+      </w:r>
+      <w:proofErr w:type="spellEnd"/>
+      <w:r>
+        <w:rPr>
+          <w:rFonts w:ascii="Calibri" w:hAnsi="Calibri"/>
+          <w:sz w:val="22"/>
+          <w:szCs w:val="22"/>
+        </w:rPr>
+        <w:t xml:space="preserve">. </w:t>
+      </w:r>
+      <w:r>
+        <w:rPr>
+          <w:rFonts w:ascii="Calibri" w:hAnsi="Calibri"/>
+          <w:sz w:val="22"/>
+          <w:szCs w:val="22"/>
+        </w:rPr>
         <w:t>${</w:t>
       </w:r>
+      <w:proofErr w:type="spellStart"/>
       <w:r>
         <w:rPr>
           <w:rFonts w:ascii="Calibri" w:hAnsi="Calibri"/>
@@ -1863,6 +2205,7 @@
         </w:rPr>
         <w:t>apofasi</w:t>
       </w:r>
+      <w:proofErr w:type="spellEnd"/>
       <w:r>
         <w:rPr>
           <w:rFonts w:ascii="Calibri" w:hAnsi="Calibri"/>
@@ -1903,6 +2246,7 @@
         </w:rPr>
         <w:t>${</w:t>
       </w:r>
+      <w:proofErr w:type="spellStart"/>
       <w:r>
         <w:rPr>
           <w:rFonts w:ascii="Calibri" w:hAnsi="Calibri"/>
@@ -1912,6 +2256,7 @@
         </w:rPr>
         <w:t>ada</w:t>
       </w:r>
+      <w:proofErr w:type="spellEnd"/>
       <w:r>
         <w:rPr>
           <w:rFonts w:ascii="Calibri" w:hAnsi="Calibri"/>
@@ -1920,6 +2265,7 @@
         </w:rPr>
         <w:t>_</w:t>
       </w:r>
+      <w:proofErr w:type="spellStart"/>
       <w:r>
         <w:rPr>
           <w:rFonts w:ascii="Calibri" w:hAnsi="Calibri"/>
@@ -1929,6 +2275,7 @@
         </w:rPr>
         <w:t>apof</w:t>
       </w:r>
+      <w:proofErr w:type="spellEnd"/>
       <w:r>
         <w:rPr>
           <w:rFonts w:ascii="Calibri" w:hAnsi="Calibri"/>
@@ -1961,6 +2308,7 @@
         </w:rPr>
         <w:t>${</w:t>
       </w:r>
+      <w:proofErr w:type="spellStart"/>
       <w:r>
         <w:rPr>
           <w:rFonts w:ascii="Calibri" w:hAnsi="Calibri"/>
@@ -1970,6 +2318,7 @@
         </w:rPr>
         <w:t>thema</w:t>
       </w:r>
+      <w:proofErr w:type="spellEnd"/>
       <w:r>
         <w:rPr>
           <w:rFonts w:ascii="Calibri" w:hAnsi="Calibri"/>
@@ -1978,6 +2327,7 @@
         </w:rPr>
         <w:t>_</w:t>
       </w:r>
+      <w:proofErr w:type="spellStart"/>
       <w:r>
         <w:rPr>
           <w:rFonts w:ascii="Calibri" w:hAnsi="Calibri"/>
@@ -1987,6 +2337,7 @@
         </w:rPr>
         <w:t>apof</w:t>
       </w:r>
+      <w:proofErr w:type="spellEnd"/>
       <w:r>
         <w:rPr>
           <w:rFonts w:ascii="Calibri" w:hAnsi="Calibri"/>
@@ -2233,6 +2584,7 @@
         </w:rPr>
         <w:t>${</w:t>
       </w:r>
+      <w:proofErr w:type="spellStart"/>
       <w:r>
         <w:rPr>
           <w:rFonts w:ascii="Calibri" w:hAnsi="Calibri" w:cs="Arial"/>
@@ -2240,6 +2592,7 @@
         </w:rPr>
         <w:t>patrwnymo</w:t>
       </w:r>
+      <w:proofErr w:type="spellEnd"/>
       <w:r>
         <w:rPr>
           <w:rFonts w:ascii="Calibri" w:hAnsi="Calibri" w:cs="Arial"/>
@@ -2258,6 +2611,7 @@
         </w:rPr>
         <w:t>${</w:t>
       </w:r>
+      <w:proofErr w:type="spellStart"/>
       <w:r>
         <w:rPr>
           <w:rFonts w:ascii="Calibri" w:hAnsi="Calibri" w:cs="Arial"/>
@@ -2265,6 +2619,7 @@
         </w:rPr>
         <w:t>klados</w:t>
       </w:r>
+      <w:proofErr w:type="spellEnd"/>
       <w:r>
         <w:rPr>
           <w:rFonts w:ascii="Calibri" w:hAnsi="Calibri" w:cs="Arial"/>
@@ -2283,11 +2638,19 @@
         </w:rPr>
         <w:t>αναπληρωτή/</w:t>
       </w:r>
-      <w:r>
-        <w:rPr>
-          <w:rFonts w:ascii="Calibri" w:hAnsi="Calibri" w:cs="Arial"/>
-        </w:rPr>
-        <w:t xml:space="preserve">τρια </w:t>
+      <w:proofErr w:type="spellStart"/>
+      <w:r>
+        <w:rPr>
+          <w:rFonts w:ascii="Calibri" w:hAnsi="Calibri" w:cs="Arial"/>
+        </w:rPr>
+        <w:t>τρια</w:t>
+      </w:r>
+      <w:proofErr w:type="spellEnd"/>
+      <w:r>
+        <w:rPr>
+          <w:rFonts w:ascii="Calibri" w:hAnsi="Calibri" w:cs="Arial"/>
+        </w:rPr>
+        <w:t xml:space="preserve"> </w:t>
       </w:r>
       <w:r>
         <w:rPr>
@@ -2317,12 +2680,6 @@
         <w:rPr>
           <w:rFonts w:ascii="Calibri" w:hAnsi="Calibri" w:cs="Arial"/>
         </w:rPr>
-        <w:t xml:space="preserve">: </w:t>
-      </w:r>
-      <w:r>
-        <w:rPr>
-          <w:rFonts w:ascii="Calibri" w:hAnsi="Calibri" w:cs="Arial"/>
-        </w:rPr>
         <w:t xml:space="preserve"> </w:t>
       </w:r>
       <w:r>
@@ -2331,6 +2688,7 @@
         </w:rPr>
         <w:t>${</w:t>
       </w:r>
+      <w:proofErr w:type="spellStart"/>
       <w:r>
         <w:rPr>
           <w:rFonts w:ascii="Calibri" w:hAnsi="Calibri" w:cs="Arial"/>
@@ -2338,6 +2696,7 @@
         </w:rPr>
         <w:t>yphrethsh</w:t>
       </w:r>
+      <w:proofErr w:type="spellEnd"/>
       <w:r>
         <w:rPr>
           <w:rFonts w:ascii="Calibri" w:hAnsi="Calibri" w:cs="Arial"/>
@@ -2372,7 +2731,7 @@
         <w:rPr>
           <w:rFonts w:ascii="Calibri" w:hAnsi="Calibri" w:cs="Arial"/>
         </w:rPr>
-        <w:t>το/στα</w:t>
+        <w:t>το/α</w:t>
       </w:r>
       <w:r>
         <w:rPr>
@@ -2388,6 +2747,7 @@
         </w:rPr>
         <w:t>${</w:t>
       </w:r>
+      <w:proofErr w:type="spellStart"/>
       <w:r>
         <w:rPr>
           <w:rFonts w:ascii="Calibri" w:hAnsi="Calibri" w:cs="Arial"/>
@@ -2396,6 +2756,7 @@
         </w:rPr>
         <w:t>metakinhsh</w:t>
       </w:r>
+      <w:proofErr w:type="spellEnd"/>
       <w:r>
         <w:rPr>
           <w:rFonts w:ascii="Calibri" w:hAnsi="Calibri" w:cs="Arial"/>
@@ -2428,6 +2789,7 @@
         </w:rPr>
         <w:t>${</w:t>
       </w:r>
+      <w:proofErr w:type="spellStart"/>
       <w:r>
         <w:rPr>
           <w:rFonts w:ascii="Calibri" w:hAnsi="Calibri" w:cs="Arial"/>
@@ -2435,6 +2797,7 @@
         </w:rPr>
         <w:t>datefrom</w:t>
       </w:r>
+      <w:proofErr w:type="spellEnd"/>
       <w:r>
         <w:rPr>
           <w:rFonts w:ascii="Calibri" w:hAnsi="Calibri" w:cs="Arial"/>
@@ -2584,7 +2947,29 @@
                                 <w:szCs w:val="20"/>
                                 <w:u w:val="single"/>
                               </w:rPr>
-                              <w:t xml:space="preserve"> Κοιν.</w:t>
+                              <w:t xml:space="preserve"> </w:t>
+                            </w:r>
+                            <w:proofErr w:type="spellStart"/>
+                            <w:r>
+                              <w:rPr>
+                                <w:rFonts w:ascii="Calibri" w:hAnsi="Calibri" w:cs="Arial"/>
+                                <w:b/>
+                                <w:sz w:val="20"/>
+                                <w:szCs w:val="20"/>
+                                <w:u w:val="single"/>
+                              </w:rPr>
+                              <w:t>Κοιν</w:t>
+                            </w:r>
+                            <w:proofErr w:type="spellEnd"/>
+                            <w:r>
+                              <w:rPr>
+                                <w:rFonts w:ascii="Calibri" w:hAnsi="Calibri" w:cs="Arial"/>
+                                <w:b/>
+                                <w:sz w:val="20"/>
+                                <w:szCs w:val="20"/>
+                                <w:u w:val="single"/>
+                              </w:rPr>
+                              <w:t>.</w:t>
                             </w:r>
                             <w:r>
                               <w:rPr>
@@ -2617,6 +3002,7 @@
                                 <w:rFonts w:ascii="Calibri" w:hAnsi="Calibri" w:cs="Arial"/>
                                 <w:sz w:val="22"/>
                                 <w:szCs w:val="22"/>
+                                <w:lang w:val="en-US"/>
                               </w:rPr>
                             </w:pPr>
                             <w:r>
@@ -2633,7 +3019,7 @@
                                 <w:sz w:val="22"/>
                                 <w:szCs w:val="22"/>
                               </w:rPr>
-                              <w:t>. Ενδιαφερόμενος/η εκπαιδευτικός</w:t>
+                              <w:t>. Ενδιαφερόμενος/η εκπαιδευτικό</w:t>
                             </w:r>
                           </w:p>
                           <w:p>
@@ -2695,6 +3081,7 @@
                                 <w:szCs w:val="20"/>
                               </w:rPr>
                             </w:pPr>
+                            <w:proofErr w:type="spellStart"/>
                             <w:r>
                               <w:rPr>
                                 <w:rFonts w:ascii="Calibri" w:hAnsi="Calibri" w:cs="Arial"/>
@@ -2705,6 +3092,7 @@
                               </w:rPr>
                               <w:t>Εσωτ</w:t>
                             </w:r>
+                            <w:proofErr w:type="spellEnd"/>
                             <w:r>
                               <w:rPr>
                                 <w:rFonts w:ascii="Calibri" w:hAnsi="Calibri" w:cs="Arial"/>
@@ -2828,7 +3216,29 @@
                           <w:szCs w:val="20"/>
                           <w:u w:val="single"/>
                         </w:rPr>
-                        <w:t xml:space="preserve"> Κοιν.</w:t>
+                        <w:t xml:space="preserve"> </w:t>
+                      </w:r>
+                      <w:proofErr w:type="spellStart"/>
+                      <w:r>
+                        <w:rPr>
+                          <w:rFonts w:ascii="Calibri" w:hAnsi="Calibri" w:cs="Arial"/>
+                          <w:b/>
+                          <w:sz w:val="20"/>
+                          <w:szCs w:val="20"/>
+                          <w:u w:val="single"/>
+                        </w:rPr>
+                        <w:t>Κοιν</w:t>
+                      </w:r>
+                      <w:proofErr w:type="spellEnd"/>
+                      <w:r>
+                        <w:rPr>
+                          <w:rFonts w:ascii="Calibri" w:hAnsi="Calibri" w:cs="Arial"/>
+                          <w:b/>
+                          <w:sz w:val="20"/>
+                          <w:szCs w:val="20"/>
+                          <w:u w:val="single"/>
+                        </w:rPr>
+                        <w:t>.</w:t>
                       </w:r>
                       <w:r>
                         <w:rPr>
@@ -2861,6 +3271,7 @@
                           <w:rFonts w:ascii="Calibri" w:hAnsi="Calibri" w:cs="Arial"/>
                           <w:sz w:val="22"/>
                           <w:szCs w:val="22"/>
+                          <w:lang w:val="en-US"/>
                         </w:rPr>
                       </w:pPr>
                       <w:r>
@@ -2877,7 +3288,7 @@
                           <w:sz w:val="22"/>
                           <w:szCs w:val="22"/>
                         </w:rPr>
-                        <w:t>. Ενδιαφερόμενος/η εκπαιδευτικός</w:t>
+                        <w:t>. Ενδιαφερόμενος/η εκπαιδευτικό</w:t>
                       </w:r>
                     </w:p>
                     <w:p>
@@ -2939,6 +3350,7 @@
                           <w:szCs w:val="20"/>
                         </w:rPr>
                       </w:pPr>
+                      <w:proofErr w:type="spellStart"/>
                       <w:r>
                         <w:rPr>
                           <w:rFonts w:ascii="Calibri" w:hAnsi="Calibri" w:cs="Arial"/>
@@ -2949,6 +3361,7 @@
                         </w:rPr>
                         <w:t>Εσωτ</w:t>
                       </w:r>
+                      <w:proofErr w:type="spellEnd"/>
                       <w:r>
                         <w:rPr>
                           <w:rFonts w:ascii="Calibri" w:hAnsi="Calibri" w:cs="Arial"/>
@@ -3102,7 +3515,27 @@
           <w:szCs w:val="23"/>
           <w:lang w:val="en-US"/>
         </w:rPr>
-        <w:t>${head_title}</w:t>
+        <w:t>${</w:t>
+      </w:r>
+      <w:proofErr w:type="spellStart"/>
+      <w:r>
+        <w:rPr>
+          <w:rFonts w:ascii="Calibri" w:hAnsi="Calibri" w:cs="Arial"/>
+          <w:sz w:val="23"/>
+          <w:szCs w:val="23"/>
+          <w:lang w:val="en-US"/>
+        </w:rPr>
+        <w:t>head_title</w:t>
+      </w:r>
+      <w:proofErr w:type="spellEnd"/>
+      <w:r>
+        <w:rPr>
+          <w:rFonts w:ascii="Calibri" w:hAnsi="Calibri" w:cs="Arial"/>
+          <w:sz w:val="23"/>
+          <w:szCs w:val="23"/>
+          <w:lang w:val="en-US"/>
+        </w:rPr>
+        <w:t>}</w:t>
       </w:r>
     </w:p>
     <w:p>
@@ -3169,7 +3602,27 @@
           <w:szCs w:val="23"/>
           <w:lang w:val="en-US"/>
         </w:rPr>
-        <w:t>${head_name}</w:t>
+        <w:t>${</w:t>
+      </w:r>
+      <w:proofErr w:type="spellStart"/>
+      <w:r>
+        <w:rPr>
+          <w:rFonts w:ascii="Calibri" w:hAnsi="Calibri" w:cs="Arial"/>
+          <w:sz w:val="23"/>
+          <w:szCs w:val="23"/>
+          <w:lang w:val="en-US"/>
+        </w:rPr>
+        <w:t>head_name</w:t>
+      </w:r>
+      <w:proofErr w:type="spellEnd"/>
+      <w:r>
+        <w:rPr>
+          <w:rFonts w:ascii="Calibri" w:hAnsi="Calibri" w:cs="Arial"/>
+          <w:sz w:val="23"/>
+          <w:szCs w:val="23"/>
+          <w:lang w:val="en-US"/>
+        </w:rPr>
+        <w:t>}</w:t>
       </w:r>
     </w:p>
     <w:p>
@@ -4202,7 +4655,6 @@
     <w:uiPriority w:val="99"/>
     <w:semiHidden/>
     <w:unhideWhenUsed/>
-    <w:qFormat/>
     <w:tblPr>
       <w:tblInd w:w="0" w:type="dxa"/>
       <w:tblCellMar>
